--- a/examples/penguins-sexual-dimorphism/Figure_Report.docx
+++ b/examples/penguins-sexual-dimorphism/Figure_Report.docx
@@ -180,7 +180,7 @@
               <w:rPr>
                 <w:sz w:val="18"/>
               </w:rPr>
-              <w:t>Fig 1</w:t>
+              <w:t>Figure 1</w:t>
             </w:r>
           </w:p>
         </w:tc>
@@ -221,7 +221,7 @@
               <w:rPr>
                 <w:sz w:val="18"/>
               </w:rPr>
-              <w:t>Fig 2</w:t>
+              <w:t>Figure 2</w:t>
             </w:r>
           </w:p>
         </w:tc>
@@ -262,7 +262,7 @@
               <w:rPr>
                 <w:sz w:val="18"/>
               </w:rPr>
-              <w:t>Fig 3</w:t>
+              <w:t>Figure 3</w:t>
             </w:r>
           </w:p>
         </w:tc>
@@ -303,7 +303,7 @@
               <w:rPr>
                 <w:sz w:val="18"/>
               </w:rPr>
-              <w:t>Fig 4</w:t>
+              <w:t>Figure 4</w:t>
             </w:r>
           </w:p>
         </w:tc>
@@ -344,7 +344,7 @@
               <w:rPr>
                 <w:sz w:val="18"/>
               </w:rPr>
-              <w:t>Fig 5</w:t>
+              <w:t>Figure 5</w:t>
             </w:r>
           </w:p>
         </w:tc>
@@ -385,7 +385,7 @@
               <w:rPr>
                 <w:sz w:val="18"/>
               </w:rPr>
-              <w:t>Fig 6</w:t>
+              <w:t>Figure 6</w:t>
             </w:r>
           </w:p>
         </w:tc>
@@ -426,7 +426,7 @@
               <w:rPr>
                 <w:sz w:val="18"/>
               </w:rPr>
-              <w:t>Fig 7</w:t>
+              <w:t>Figure 7</w:t>
             </w:r>
           </w:p>
         </w:tc>
@@ -467,7 +467,7 @@
               <w:rPr>
                 <w:sz w:val="18"/>
               </w:rPr>
-              <w:t>Fig 8</w:t>
+              <w:t>Figure 8</w:t>
             </w:r>
           </w:p>
         </w:tc>
@@ -508,7 +508,7 @@
               <w:rPr>
                 <w:sz w:val="18"/>
               </w:rPr>
-              <w:t>Fig 9</w:t>
+              <w:t>Figure 9</w:t>
             </w:r>
           </w:p>
         </w:tc>
